--- a/crypto_research_report_V2.docx
+++ b/crypto_research_report_V2.docx
@@ -74,7 +74,7 @@
           <w:i w:val="0"/>
           <w:sz w:val="22"/>
         </w:rPr>
-        <w:t>Revised after trainer feedback, October 2026</w:t>
+        <w:t>October 2026</w:t>
       </w:r>
     </w:p>
     <w:p>
@@ -121,7 +121,7 @@
           <w:b/>
           <w:sz w:val="21"/>
         </w:rPr>
-        <w:t>0. Changes in Version 2 (Response to Trainer Feedback)</w:t>
+        <w:t>0. Changes in Version 2</w:t>
         <w:tab/>
         <w:t>3</w:t>
       </w:r>
@@ -742,7 +742,7 @@
           <w:b w:val="0"/>
           <w:i w:val="0"/>
         </w:rPr>
-        <w:t>This is version 2 of the project. It answers the class brief - research momentum and reversal strategies in crypto, test them with unconstrained backtests at 20 bps (market orders) and 7 bps (limit orders), combine them with a weighting scheme and report returns, volatility, Sharpe, drawdown and alpha / beta - and it fixes the five points raised in the trainer's review of version 1 (Section 0).</w:t>
+        <w:t>This is version 2 of the project. It answers the class brief - research momentum and reversal strategies in crypto, test them with unconstrained backtests at 20 bps (market orders) and 7 bps (limit orders), combine them with a weighting scheme and report returns, volatility, Sharpe, drawdown and alpha / beta - and it corrects five issues in version 1 (Section 0).</w:t>
       </w:r>
     </w:p>
     <w:p>
@@ -1739,7 +1739,7 @@
         <w:pStyle w:val="Heading1"/>
       </w:pPr>
       <w:r>
-        <w:t>0. Changes in Version 2 (Response to Trainer Feedback)</w:t>
+        <w:t>0. Changes in Version 2</w:t>
       </w:r>
     </w:p>
     <w:p>
@@ -1752,7 +1752,7 @@
           <w:b/>
           <w:sz w:val="20"/>
         </w:rPr>
-        <w:t>Table 2. Trainer feedback and the version 2 response.</w:t>
+        <w:t>Table 2. Changes from version 1 to version 2.</w:t>
       </w:r>
     </w:p>
     <w:tbl>
@@ -1764,14 +1764,14 @@
         <w:tblLook w:firstColumn="1" w:firstRow="1" w:lastColumn="0" w:lastRow="0" w:noHBand="0" w:noVBand="1" w:val="04A0"/>
       </w:tblPr>
       <w:tblGrid>
-        <w:gridCol w:w="2592"/>
-        <w:gridCol w:w="3960"/>
         <w:gridCol w:w="2808"/>
+        <w:gridCol w:w="3816"/>
+        <w:gridCol w:w="2736"/>
       </w:tblGrid>
       <w:tr>
         <w:tc>
           <w:tcPr>
-            <w:tcW w:type="dxa" w:w="2592"/>
+            <w:tcW w:type="dxa" w:w="2808"/>
             <w:shd w:val="clear" w:fill="1F3864"/>
           </w:tcPr>
           <w:p>
@@ -1785,13 +1785,13 @@
                 <w:color w:val="FFFFFF"/>
                 <w:sz w:val="17"/>
               </w:rPr>
-              <w:t>Trainer comment</w:t>
-            </w:r>
-          </w:p>
-        </w:tc>
-        <w:tc>
-          <w:tcPr>
-            <w:tcW w:type="dxa" w:w="3960"/>
+              <w:t>V1</w:t>
+            </w:r>
+          </w:p>
+        </w:tc>
+        <w:tc>
+          <w:tcPr>
+            <w:tcW w:type="dxa" w:w="3816"/>
             <w:shd w:val="clear" w:fill="1F3864"/>
           </w:tcPr>
           <w:p>
@@ -1805,13 +1805,13 @@
                 <w:color w:val="FFFFFF"/>
                 <w:sz w:val="17"/>
               </w:rPr>
-              <w:t>Change in version 2</w:t>
-            </w:r>
-          </w:p>
-        </w:tc>
-        <w:tc>
-          <w:tcPr>
-            <w:tcW w:type="dxa" w:w="2808"/>
+              <w:t>V2</w:t>
+            </w:r>
+          </w:p>
+        </w:tc>
+        <w:tc>
+          <w:tcPr>
+            <w:tcW w:type="dxa" w:w="2736"/>
             <w:shd w:val="clear" w:fill="1F3864"/>
           </w:tcPr>
           <w:p>
@@ -1833,42 +1833,42 @@
       <w:tr>
         <w:tc>
           <w:tcPr>
-            <w:tcW w:type="dxa" w:w="2592"/>
-          </w:tcPr>
-          <w:p>
-            <w:pPr>
-              <w:spacing w:after="0"/>
-            </w:pPr>
-            <w:r/>
-            <w:r>
-              <w:rPr>
-                <w:sz w:val="17"/>
-              </w:rPr>
-              <w:t>Sharpe used sqrt(365); class uses mean / std x sqrt(252)</w:t>
-            </w:r>
-          </w:p>
-        </w:tc>
-        <w:tc>
-          <w:tcPr>
-            <w:tcW w:type="dxa" w:w="3960"/>
-          </w:tcPr>
-          <w:p>
-            <w:pPr>
-              <w:spacing w:after="0"/>
-              <w:jc w:val="center"/>
-            </w:pPr>
-            <w:r/>
-            <w:r>
-              <w:rPr>
-                <w:sz w:val="17"/>
-              </w:rPr>
-              <w:t>All Sharpe ratios use sqrt(252); returns, volatility and alpha are annualised with 252 days (sa_core.ANN = 252)</w:t>
-            </w:r>
-          </w:p>
-        </w:tc>
-        <w:tc>
-          <w:tcPr>
             <w:tcW w:type="dxa" w:w="2808"/>
+          </w:tcPr>
+          <w:p>
+            <w:pPr>
+              <w:spacing w:after="0"/>
+            </w:pPr>
+            <w:r/>
+            <w:r>
+              <w:rPr>
+                <w:sz w:val="17"/>
+              </w:rPr>
+              <w:t>Sharpe annualised with sqrt(365)</w:t>
+            </w:r>
+          </w:p>
+        </w:tc>
+        <w:tc>
+          <w:tcPr>
+            <w:tcW w:type="dxa" w:w="3816"/>
+          </w:tcPr>
+          <w:p>
+            <w:pPr>
+              <w:spacing w:after="0"/>
+              <w:jc w:val="center"/>
+            </w:pPr>
+            <w:r/>
+            <w:r>
+              <w:rPr>
+                <w:sz w:val="17"/>
+              </w:rPr>
+              <w:t>All Sharpe ratios = mean / std x sqrt(252); returns, volatility and alpha annualised with 252 days (sa_core.ANN = 252)</w:t>
+            </w:r>
+          </w:p>
+        </w:tc>
+        <w:tc>
+          <w:tcPr>
+            <w:tcW w:type="dxa" w:w="2736"/>
           </w:tcPr>
           <w:p>
             <w:pPr>
@@ -1888,24 +1888,24 @@
       <w:tr>
         <w:tc>
           <w:tcPr>
-            <w:tcW w:type="dxa" w:w="2592"/>
-          </w:tcPr>
-          <w:p>
-            <w:pPr>
-              <w:spacing w:after="0"/>
-            </w:pPr>
-            <w:r/>
-            <w:r>
-              <w:rPr>
-                <w:sz w:val="17"/>
-              </w:rPr>
-              <w:t>Hold-out not untouched: exploration ran on 2021-2026 and the 60/90-day reversal only appears in 2024-2026</w:t>
-            </w:r>
-          </w:p>
-        </w:tc>
-        <w:tc>
-          <w:tcPr>
-            <w:tcW w:type="dxa" w:w="3960"/>
+            <w:tcW w:type="dxa" w:w="2808"/>
+          </w:tcPr>
+          <w:p>
+            <w:pPr>
+              <w:spacing w:after="0"/>
+            </w:pPr>
+            <w:r/>
+            <w:r>
+              <w:rPr>
+                <w:sz w:val="17"/>
+              </w:rPr>
+              <w:t>Exploration ran on the full 2021-2026 sample, so the hold-out was not untouched (the 60/90-day reversal only appears in 2024-2026)</w:t>
+            </w:r>
+          </w:p>
+        </w:tc>
+        <w:tc>
+          <w:tcPr>
+            <w:tcW w:type="dxa" w:w="3816"/>
           </w:tcPr>
           <w:p>
             <w:pPr>
@@ -1923,7 +1923,7 @@
         </w:tc>
         <w:tc>
           <w:tcPr>
-            <w:tcW w:type="dxa" w:w="2808"/>
+            <w:tcW w:type="dxa" w:w="2736"/>
           </w:tcPr>
           <w:p>
             <w:pPr>
@@ -1943,24 +1943,24 @@
       <w:tr>
         <w:tc>
           <w:tcPr>
-            <w:tcW w:type="dxa" w:w="2592"/>
-          </w:tcPr>
-          <w:p>
-            <w:pPr>
-              <w:spacing w:after="0"/>
-            </w:pPr>
-            <w:r/>
-            <w:r>
-              <w:rPr>
-                <w:sz w:val="17"/>
-              </w:rPr>
-              <w:t>Lead with hold-out numbers; alpha t falls from 2.19 to 0.90; add correlation to BTC</w:t>
-            </w:r>
-          </w:p>
-        </w:tc>
-        <w:tc>
-          <w:tcPr>
-            <w:tcW w:type="dxa" w:w="3960"/>
+            <w:tcW w:type="dxa" w:w="2808"/>
+          </w:tcPr>
+          <w:p>
+            <w:pPr>
+              <w:spacing w:after="0"/>
+            </w:pPr>
+            <w:r/>
+            <w:r>
+              <w:rPr>
+                <w:sz w:val="17"/>
+              </w:rPr>
+              <w:t>Full-sample results reported first; no correlation to BTC (hold-out alpha t was 0.90 vs 2.19 full sample)</w:t>
+            </w:r>
+          </w:p>
+        </w:tc>
+        <w:tc>
+          <w:tcPr>
+            <w:tcW w:type="dxa" w:w="3816"/>
           </w:tcPr>
           <w:p>
             <w:pPr>
@@ -1978,7 +1978,7 @@
         </w:tc>
         <w:tc>
           <w:tcPr>
-            <w:tcW w:type="dxa" w:w="2808"/>
+            <w:tcW w:type="dxa" w:w="2736"/>
           </w:tcPr>
           <w:p>
             <w:pPr>
@@ -1998,24 +1998,24 @@
       <w:tr>
         <w:tc>
           <w:tcPr>
-            <w:tcW w:type="dxa" w:w="2592"/>
-          </w:tcPr>
-          <w:p>
-            <w:pPr>
-              <w:spacing w:after="0"/>
-            </w:pPr>
-            <w:r/>
-            <w:r>
-              <w:rPr>
-                <w:sz w:val="17"/>
-              </w:rPr>
-              <w:t>Universe: 30+ coins by market cap at the start, not the 16 survivors</w:t>
-            </w:r>
-          </w:p>
-        </w:tc>
-        <w:tc>
-          <w:tcPr>
-            <w:tcW w:type="dxa" w:w="3960"/>
+            <w:tcW w:type="dxa" w:w="2808"/>
+          </w:tcPr>
+          <w:p>
+            <w:pPr>
+              <w:spacing w:after="0"/>
+            </w:pPr>
+            <w:r/>
+            <w:r>
+              <w:rPr>
+                <w:sz w:val="17"/>
+              </w:rPr>
+              <w:t>16 coins that survived to 2026 (survivorship bias)</w:t>
+            </w:r>
+          </w:p>
+        </w:tc>
+        <w:tc>
+          <w:tcPr>
+            <w:tcW w:type="dxa" w:w="3816"/>
           </w:tcPr>
           <w:p>
             <w:pPr>
@@ -2033,7 +2033,7 @@
         </w:tc>
         <w:tc>
           <w:tcPr>
-            <w:tcW w:type="dxa" w:w="2808"/>
+            <w:tcW w:type="dxa" w:w="2736"/>
           </w:tcPr>
           <w:p>
             <w:pPr>
@@ -2053,24 +2053,24 @@
       <w:tr>
         <w:tc>
           <w:tcPr>
-            <w:tcW w:type="dxa" w:w="2592"/>
-          </w:tcPr>
-          <w:p>
-            <w:pPr>
-              <w:spacing w:after="0"/>
-            </w:pPr>
-            <w:r/>
-            <w:r>
-              <w:rPr>
-                <w:sz w:val="17"/>
-              </w:rPr>
-              <w:t>Be able to explain every choice and rebuild the backtest</w:t>
-            </w:r>
-          </w:p>
-        </w:tc>
-        <w:tc>
-          <w:tcPr>
-            <w:tcW w:type="dxa" w:w="3960"/>
+            <w:tcW w:type="dxa" w:w="2808"/>
+          </w:tcPr>
+          <w:p>
+            <w:pPr>
+              <w:spacing w:after="0"/>
+            </w:pPr>
+            <w:r/>
+            <w:r>
+              <w:rPr>
+                <w:sz w:val="17"/>
+              </w:rPr>
+              <w:t>No standalone rebuild or methodology guide</w:t>
+            </w:r>
+          </w:p>
+        </w:tc>
+        <w:tc>
+          <w:tcPr>
+            <w:tcW w:type="dxa" w:w="3816"/>
           </w:tcPr>
           <w:p>
             <w:pPr>
@@ -2088,7 +2088,7 @@
         </w:tc>
         <w:tc>
           <w:tcPr>
-            <w:tcW w:type="dxa" w:w="2808"/>
+            <w:tcW w:type="dxa" w:w="2736"/>
           </w:tcPr>
           <w:p>
             <w:pPr>
@@ -22086,7 +22086,7 @@
           <w:b/>
           <w:sz w:val="20"/>
         </w:rPr>
-        <w:t>Table 16. What the trainer's corrections did to the headline numbers.</w:t>
+        <w:t>Table 16. What the version 2 corrections did to the headline numbers.</w:t>
       </w:r>
     </w:p>
     <w:tbl>
@@ -22831,7 +22831,7 @@
           <w:b w:val="0"/>
           <w:i w:val="0"/>
         </w:rPr>
-        <w:t>Applying the trainer's corrections - the sqrt(252) convention, a survivorship-free universe of 39 coins and a research protocol that never touches the hold-out - turns version 1's strong result into a modest one. Crypto shows reversal across the cross-section and momentum in individual coins' own trends, and the brief's conditioning variables (activity, seasonality, themes and especially implied volatility) all leave visible marks. But after costs, the combined portfolio's hold-out Sharpe is 0.20 with an alpha t-statistic of 0.52. The one component that survived a genuine out-of-sample test is time-series momentum switched off when implied volatility is high. The main lesson is methodological: how a strategy is selected matters as much as what it is.</w:t>
+        <w:t>Applying the version 2 corrections - the sqrt(252) convention, a survivorship-free universe of 39 coins and a research protocol that never touches the hold-out - turns version 1's strong result into a modest one. Crypto shows reversal across the cross-section and momentum in individual coins' own trends, and the brief's conditioning variables (activity, seasonality, themes and especially implied volatility) all leave visible marks. But after costs, the combined portfolio's hold-out Sharpe is 0.20 with an alpha t-statistic of 0.52. The one component that survived a genuine out-of-sample test is time-series momentum switched off when implied volatility is high. The main lesson is methodological: how a strategy is selected matters as much as what it is.</w:t>
       </w:r>
     </w:p>
     <w:p>
